--- a/docs/homeworks/multiple_regression_homework/multiple_regression_homework.docx
+++ b/docs/homeworks/multiple_regression_homework/multiple_regression_homework.docx
@@ -5043,7 +5043,7 @@
         <w:bottom w:color="FF0000" w:space="1" w:sz="8" w:val="single"/>
         <w:right w:color="FF0000" w:space="4" w:sz="8" w:val="single"/>
       </w:pBdr>
-      <w:shd w:color="auto" w:fill="auto" w:val="pct15"/>
+      <w:shd w:color="auto" w:fill="FBFBFB" w:val="clear"/>
       <w:spacing w:after="120" w:before="120"/>
       <w:ind w:left="432" w:right="432"/>
     </w:pPr>
@@ -5059,12 +5059,12 @@
     <w:rsid w:val="00771E03"/>
     <w:pPr>
       <w:pBdr>
-        <w:top w:color="auto" w:space="1" w:sz="8" w:val="single"/>
-        <w:left w:color="auto" w:space="4" w:sz="8" w:val="single"/>
-        <w:bottom w:color="auto" w:space="1" w:sz="8" w:val="single"/>
-        <w:right w:color="auto" w:space="4" w:sz="8" w:val="single"/>
+        <w:top w:color="BFBFBF" w:space="1" w:sz="6" w:val="single"/>
+        <w:left w:color="BFBFBF" w:space="4" w:sz="6" w:val="single"/>
+        <w:bottom w:color="BFBFBF" w:space="1" w:sz="6" w:val="single"/>
+        <w:right w:color="BFBFBF" w:space="4" w:sz="6" w:val="single"/>
       </w:pBdr>
-      <w:shd w:color="auto" w:fill="auto" w:val="pct15"/>
+      <w:shd w:color="auto" w:fill="FBFBFB" w:val="clear"/>
       <w:spacing w:after="240" w:before="240"/>
       <w:ind w:left="432" w:right="432"/>
     </w:pPr>
@@ -5079,7 +5079,13 @@
     <w:qFormat/>
     <w:rsid w:val="00771E03"/>
     <w:pPr>
-      <w:shd w:color="auto" w:fill="auto" w:val="pct15"/>
+      <w:pBdr>
+        <w:top w:color="BFBFBF" w:space="1" w:sz="6" w:val="single"/>
+        <w:left w:color="BFBFBF" w:space="4" w:sz="6" w:val="single"/>
+        <w:bottom w:color="BFBFBF" w:space="1" w:sz="6" w:val="single"/>
+        <w:right w:color="BFBFBF" w:space="4" w:sz="6" w:val="single"/>
+      </w:pBdr>
+      <w:shd w:color="auto" w:fill="FBFBFB" w:val="clear"/>
       <w:spacing w:after="240" w:before="240"/>
       <w:ind w:left="432" w:right="432"/>
     </w:pPr>

--- a/docs/homeworks/multiple_regression_homework/multiple_regression_homework.docx
+++ b/docs/homeworks/multiple_regression_homework/multiple_regression_homework.docx
@@ -3605,7 +3605,7 @@
     <w:bookmarkEnd w:id="54"/>
     <w:sectPr>
       <w:pgSz w:h="15840" w:w="12240"/>
-      <w:pgMar w:bottom="1440" w:footer="720" w:gutter="0" w:header="720" w:left="1440" w:right="1440" w:top="1440"/>
+      <w:pgMar w:bottom="720" w:footer="360" w:gutter="0" w:header="360" w:left="1008" w:right="720" w:top="720"/>
       <w:cols w:space="720"/>
       <w:docGrid w:linePitch="360"/>
     </w:sectPr>
@@ -4125,7 +4125,11 @@
         <w14:ligatures w14:val="standardContextual"/>
       </w:rPr>
     </w:rPrDefault>
-    <w:pPrDefault/>
+    <w:pPrDefault>
+      <w:pPr>
+        <w:spacing w:before="0"/>
+      </w:pPr>
+    </w:pPrDefault>
   </w:docDefaults>
   <w:latentStyles w:count="376" w:defLockedState="0" w:defQFormat="0" w:defSemiHidden="0" w:defUIPriority="99" w:defUnhideWhenUsed="0">
     <w:lsdException w:name="Normal" w:qFormat="1" w:uiPriority="0"/>
@@ -4520,7 +4524,7 @@
     <w:pPr>
       <w:keepNext/>
       <w:keepLines/>
-      <w:spacing w:after="80" w:before="360"/>
+      <w:spacing w:after="80" w:before="120"/>
       <w:outlineLvl w:val="0"/>
     </w:pPr>
     <w:rPr>
@@ -4544,7 +4548,7 @@
     <w:pPr>
       <w:keepNext/>
       <w:keepLines/>
-      <w:spacing w:after="80" w:before="160"/>
+      <w:spacing w:after="80" w:before="100"/>
       <w:outlineLvl w:val="1"/>
     </w:pPr>
     <w:rPr>
@@ -4565,7 +4569,7 @@
     <w:pPr>
       <w:keepNext/>
       <w:keepLines/>
-      <w:spacing w:after="80" w:before="160"/>
+      <w:spacing w:after="80" w:before="80"/>
       <w:outlineLvl w:val="2"/>
     </w:pPr>
     <w:rPr>
@@ -4610,7 +4614,7 @@
     <w:pPr>
       <w:keepNext/>
       <w:keepLines/>
-      <w:spacing w:after="40" w:before="80"/>
+      <w:spacing w:after="40" w:before="60"/>
       <w:outlineLvl w:val="4"/>
     </w:pPr>
     <w:rPr>
@@ -4631,7 +4635,7 @@
     <w:pPr>
       <w:keepNext/>
       <w:keepLines/>
-      <w:spacing w:before="40"/>
+      <w:spacing w:before="60"/>
       <w:outlineLvl w:val="5"/>
     </w:pPr>
     <w:rPr>
@@ -4653,7 +4657,7 @@
     <w:pPr>
       <w:keepNext/>
       <w:keepLines/>
-      <w:spacing w:before="40"/>
+      <w:spacing w:before="60"/>
       <w:outlineLvl w:val="6"/>
     </w:pPr>
     <w:rPr>
@@ -4672,6 +4676,7 @@
     <w:qFormat/>
     <w:rsid w:val="00846576"/>
     <w:pPr>
+      <w:spacing w:before="60"/>
       <w:keepNext/>
       <w:keepLines/>
       <w:outlineLvl w:val="7"/>
@@ -4693,6 +4698,7 @@
     <w:qFormat/>
     <w:rsid w:val="00846576"/>
     <w:pPr>
+      <w:spacing w:before="60"/>
       <w:keepNext/>
       <w:keepLines/>
       <w:outlineLvl w:val="8"/>
@@ -4855,7 +4861,7 @@
     <w:qFormat/>
     <w:rsid w:val="00AF5CF1"/>
     <w:pPr>
-      <w:spacing w:after="80"/>
+      <w:spacing w:after="80" w:before="0"/>
       <w:contextualSpacing/>
     </w:pPr>
     <w:rPr>
@@ -4892,7 +4898,7 @@
       <w:numPr>
         <w:ilvl w:val="1"/>
       </w:numPr>
-      <w:spacing w:after="160"/>
+      <w:spacing w:after="160" w:before="0"/>
     </w:pPr>
     <w:rPr>
       <w:rFonts w:asciiTheme="minorHAnsi" w:cstheme="majorBidi" w:eastAsiaTheme="majorEastAsia" w:hAnsiTheme="minorHAnsi"/>
@@ -4925,7 +4931,7 @@
     <w:qFormat/>
     <w:rsid w:val="00AF5CF1"/>
     <w:pPr>
-      <w:spacing w:after="160" w:before="160"/>
+      <w:spacing w:after="160" w:before="0"/>
       <w:jc w:val="center"/>
     </w:pPr>
     <w:rPr>
@@ -4953,6 +4959,7 @@
     <w:qFormat/>
     <w:rsid w:val="00AF5CF1"/>
     <w:pPr>
+      <w:spacing w:before="0"/>
       <w:ind w:left="720"/>
       <w:contextualSpacing/>
     </w:pPr>
@@ -4982,7 +4989,7 @@
         <w:top w:color="0F4761" w:space="10" w:sz="4" w:themeColor="accent1" w:themeShade="BF" w:val="single"/>
         <w:bottom w:color="0F4761" w:space="10" w:sz="4" w:themeColor="accent1" w:themeShade="BF" w:val="single"/>
       </w:pBdr>
-      <w:spacing w:after="360" w:before="360"/>
+      <w:spacing w:after="360" w:before="0"/>
       <w:ind w:left="864" w:right="864"/>
       <w:jc w:val="center"/>
     </w:pPr>
@@ -5044,7 +5051,7 @@
         <w:right w:color="FF0000" w:space="4" w:sz="8" w:val="single"/>
       </w:pBdr>
       <w:shd w:color="auto" w:fill="FBFBFB" w:val="clear"/>
-      <w:spacing w:after="120" w:before="120"/>
+      <w:spacing w:after="60" w:before="0"/>
       <w:ind w:left="432" w:right="432"/>
     </w:pPr>
     <w:rPr>
@@ -5065,7 +5072,7 @@
         <w:right w:color="BFBFBF" w:space="4" w:sz="6" w:val="single"/>
       </w:pBdr>
       <w:shd w:color="auto" w:fill="FBFBFB" w:val="clear"/>
-      <w:spacing w:after="240" w:before="240"/>
+      <w:spacing w:after="60" w:before="0"/>
       <w:ind w:left="432" w:right="432"/>
     </w:pPr>
     <w:rPr>
@@ -5086,7 +5093,7 @@
         <w:right w:color="BFBFBF" w:space="4" w:sz="6" w:val="single"/>
       </w:pBdr>
       <w:shd w:color="auto" w:fill="FBFBFB" w:val="clear"/>
-      <w:spacing w:after="240" w:before="240"/>
+      <w:spacing w:after="60" w:before="0"/>
       <w:ind w:left="432" w:right="432"/>
     </w:pPr>
     <w:rPr>
@@ -5132,7 +5139,7 @@
     <w:unhideWhenUsed/>
     <w:rsid w:val="00322D32"/>
     <w:pPr>
-      <w:spacing w:after="100"/>
+      <w:spacing w:after="100" w:before="0"/>
     </w:pPr>
   </w:style>
   <w:style w:type="character" w:customStyle="1" w:styleId="KeywordTok">

--- a/docs/homeworks/multiple_regression_homework/multiple_regression_homework.docx
+++ b/docs/homeworks/multiple_regression_homework/multiple_regression_homework.docx
@@ -26,7 +26,7 @@
         <w:t xml:space="preserve">Bill Perry</w:t>
       </w:r>
     </w:p>
-    <w:bookmarkStart w:id="18" w:name="X03469f9d99d83ebbde532889165f7f168934bd9"/>
+    <w:bookmarkStart w:id="29" w:name="X03469f9d99d83ebbde532889165f7f168934bd9"/>
     <w:p>
       <w:pPr>
         <w:pStyle w:val="Heading1"/>
@@ -39,7 +39,7 @@
       <w:pPr>
         <w:pStyle w:val="FirstParagraph"/>
       </w:pPr>
-      <w:hyperlink r:id="rId9">
+      <w:hyperlink r:id="rId20">
         <w:r>
           <w:rPr>
             <w:rStyle w:val="Hyperlink"/>
@@ -50,7 +50,7 @@
       <w:r>
         <w:t xml:space="preserve"> </w:t>
       </w:r>
-      <w:hyperlink r:id="rId10">
+      <w:hyperlink r:id="rId21">
         <w:r>
           <w:rPr>
             <w:rStyle w:val="Hyperlink"/>
@@ -61,7 +61,7 @@
       <w:r>
         <w:t xml:space="preserve"> </w:t>
       </w:r>
-      <w:hyperlink r:id="rId11">
+      <w:hyperlink r:id="rId22">
         <w:r>
           <w:rPr>
             <w:rStyle w:val="Hyperlink"/>
@@ -72,7 +72,7 @@
       <w:r>
         <w:t xml:space="preserve"> </w:t>
       </w:r>
-      <w:hyperlink r:id="rId12">
+      <w:hyperlink r:id="rId23">
         <w:r>
           <w:rPr>
             <w:rStyle w:val="Hyperlink"/>
@@ -86,16 +86,17 @@
         <w:tblStyle w:val="Table"/>
         <w:tblLook w:firstRow="0" w:lastRow="0" w:firstColumn="0" w:lastColumn="0" w:noHBand="0" w:noVBand="0" w:val="0000"/>
         <w:tblBorders>
+          <w:left w:val="single" w:sz="24" w:space="0" w:color="0758E5"/>
+          <w:right w:val="single" w:sz="4" w:space="0" w:color="0758E5"/>
           <w:top w:val="single" w:sz="4" w:space="0" w:color="0758E5"/>
-          <w:left w:val="single" w:sz="24" w:space="0" w:color="0758E5"/>
           <w:bottom w:val="single" w:sz="4" w:space="0" w:color="0758E5"/>
-          <w:right w:val="single" w:sz="4" w:space="0" w:color="0758E5"/>
         </w:tblBorders>
         <w:tblCellMar>
           <w:left w:w="144" w:type="dxa"/>
           <w:right w:w="144" w:type="dxa"/>
         </w:tblCellMar>
-        <w:tblLook w:firstRow="0" w:lastRow="0" w:firstColumn="0" w:lastColumn="0" w:noHBand="0" w:noVBand="0" w:val="0000"/>
+        <w:tblInd w:w="164" w:type="dxa"/>
+        <w:tblW w:type="pct" w:w="100%"/>
       </w:tblPr>
       <w:tr>
         <w:trPr>
@@ -122,18 +123,18 @@
                 <wp:inline>
                   <wp:extent cx="152400" cy="152400"/>
                   <wp:effectExtent b="0" l="0" r="0" t="0"/>
-                  <wp:docPr descr="" title="" id="14" name="Picture"/>
+                  <wp:docPr descr="" title="" id="25" name="Picture"/>
                   <a:graphic>
                     <a:graphicData uri="http://schemas.openxmlformats.org/drawingml/2006/picture">
                       <pic:pic>
                         <pic:nvPicPr>
-                          <pic:cNvPr descr="/Applications/Positron.app/Contents/Resources/app/quarto/share/formats/docx/note.png" id="15" name="Picture"/>
+                          <pic:cNvPr descr="/tmp/quarto-install/share/formats/docx/note.png" id="26" name="Picture"/>
                           <pic:cNvPicPr>
                             <a:picLocks noChangeArrowheads="1" noChangeAspect="1"/>
                           </pic:cNvPicPr>
                         </pic:nvPicPr>
                         <pic:blipFill>
-                          <a:blip r:embed="rId13"/>
+                          <a:blip r:embed="rId24"/>
                           <a:stretch>
                             <a:fillRect/>
                           </a:stretch>
@@ -339,7 +340,6 @@
               <w:t xml:space="preserve">, …). The numbers are the book’s.</w:t>
             </w:r>
           </w:p>
-          <w:p/>
         </w:tc>
       </w:tr>
     </w:tbl>
@@ -539,16 +539,17 @@
         <w:tblStyle w:val="Table"/>
         <w:tblLook w:firstRow="0" w:lastRow="0" w:firstColumn="0" w:lastColumn="0" w:noHBand="0" w:noVBand="0" w:val="0000"/>
         <w:tblBorders>
+          <w:left w:val="single" w:sz="24" w:space="0" w:color="0758E5"/>
+          <w:right w:val="single" w:sz="4" w:space="0" w:color="0758E5"/>
           <w:top w:val="single" w:sz="4" w:space="0" w:color="0758E5"/>
-          <w:left w:val="single" w:sz="24" w:space="0" w:color="0758E5"/>
           <w:bottom w:val="single" w:sz="4" w:space="0" w:color="0758E5"/>
-          <w:right w:val="single" w:sz="4" w:space="0" w:color="0758E5"/>
         </w:tblBorders>
         <w:tblCellMar>
           <w:left w:w="144" w:type="dxa"/>
           <w:right w:w="144" w:type="dxa"/>
         </w:tblCellMar>
-        <w:tblLook w:firstRow="0" w:lastRow="0" w:firstColumn="0" w:lastColumn="0" w:noHBand="0" w:noVBand="0" w:val="0000"/>
+        <w:tblInd w:w="164" w:type="dxa"/>
+        <w:tblW w:type="pct" w:w="100%"/>
       </w:tblPr>
       <w:tr>
         <w:trPr>
@@ -575,18 +576,18 @@
                 <wp:inline>
                   <wp:extent cx="152400" cy="152400"/>
                   <wp:effectExtent b="0" l="0" r="0" t="0"/>
-                  <wp:docPr descr="" title="" id="16" name="Picture"/>
+                  <wp:docPr descr="" title="" id="27" name="Picture"/>
                   <a:graphic>
                     <a:graphicData uri="http://schemas.openxmlformats.org/drawingml/2006/picture">
                       <pic:pic>
                         <pic:nvPicPr>
-                          <pic:cNvPr descr="/Applications/Positron.app/Contents/Resources/app/quarto/share/formats/docx/note.png" id="17" name="Picture"/>
+                          <pic:cNvPr descr="/tmp/quarto-install/share/formats/docx/note.png" id="28" name="Picture"/>
                           <pic:cNvPicPr>
                             <a:picLocks noChangeArrowheads="1" noChangeAspect="1"/>
                           </pic:cNvPicPr>
                         </pic:nvPicPr>
                         <pic:blipFill>
-                          <a:blip r:embed="rId13"/>
+                          <a:blip r:embed="rId24"/>
                           <a:stretch>
                             <a:fillRect/>
                           </a:stretch>
@@ -673,7 +674,6 @@
               <w:t xml:space="preserve">model to find. You are graded on whether your conclusion follows from your diagnostics — and on whether you can say plainly what these data cannot resolve.</w:t>
             </w:r>
           </w:p>
-          <w:p/>
         </w:tc>
       </w:tr>
     </w:tbl>
@@ -684,8 +684,8 @@
         </w:pict>
       </w:r>
     </w:p>
-    <w:bookmarkEnd w:id="18"/>
-    <w:bookmarkStart w:id="19" w:name="part-1-setup-and-the-data"/>
+    <w:bookmarkEnd w:id="29"/>
+    <w:bookmarkStart w:id="30" w:name="part-1-setup-and-the-data"/>
     <w:p>
       <w:pPr>
         <w:pStyle w:val="Heading1"/>
@@ -984,8 +984,8 @@
         </w:pict>
       </w:r>
     </w:p>
-    <w:bookmarkEnd w:id="19"/>
-    <w:bookmarkStart w:id="20" w:name="part-2-one-predictor-at-a-time"/>
+    <w:bookmarkEnd w:id="30"/>
+    <w:bookmarkStart w:id="31" w:name="part-2-one-predictor-at-a-time"/>
     <w:p>
       <w:pPr>
         <w:pStyle w:val="Heading1"/>
@@ -1218,8 +1218,8 @@
         </w:pict>
       </w:r>
     </w:p>
-    <w:bookmarkEnd w:id="20"/>
-    <w:bookmarkStart w:id="21" w:name="part-3-put-them-in-the-same-model"/>
+    <w:bookmarkEnd w:id="31"/>
+    <w:bookmarkStart w:id="32" w:name="part-3-put-them-in-the-same-model"/>
     <w:p>
       <w:pPr>
         <w:pStyle w:val="Heading1"/>
@@ -1439,8 +1439,8 @@
         </w:pict>
       </w:r>
     </w:p>
-    <w:bookmarkEnd w:id="21"/>
-    <w:bookmarkStart w:id="22" w:name="part-4-diagnose-it"/>
+    <w:bookmarkEnd w:id="32"/>
+    <w:bookmarkStart w:id="33" w:name="part-4-diagnose-it"/>
     <w:p>
       <w:pPr>
         <w:pStyle w:val="Heading1"/>
@@ -1702,8 +1702,8 @@
         </w:pict>
       </w:r>
     </w:p>
-    <w:bookmarkEnd w:id="22"/>
-    <w:bookmarkStart w:id="23" w:name="part-5-the-full-model"/>
+    <w:bookmarkEnd w:id="33"/>
+    <w:bookmarkStart w:id="34" w:name="part-5-the-full-model"/>
     <w:p>
       <w:pPr>
         <w:pStyle w:val="Heading1"/>
@@ -2045,8 +2045,8 @@
         </w:pict>
       </w:r>
     </w:p>
-    <w:bookmarkEnd w:id="23"/>
-    <w:bookmarkStart w:id="24" w:name="part-6-choose-a-model"/>
+    <w:bookmarkEnd w:id="34"/>
+    <w:bookmarkStart w:id="35" w:name="part-6-choose-a-model"/>
     <w:p>
       <w:pPr>
         <w:pStyle w:val="Heading1"/>
@@ -2274,6 +2274,161 @@
         <w:pStyle w:val="FirstParagraph"/>
       </w:pPr>
       <w:r>
+        <w:rPr>
+          <w:b/>
+          <w:bCs/>
+        </w:rPr>
+        <w:t xml:space="preserve">▶ Your turn to write it</w:t>
+      </w:r>
+      <w:r>
+        <w:t xml:space="preserve"> </w:t>
+      </w:r>
+      <w:r>
+        <w:t xml:space="preserve">— now test the same question formally. The latitude-only model is</w:t>
+      </w:r>
+      <w:r>
+        <w:t xml:space="preserve"> </w:t>
+      </w:r>
+      <w:r>
+        <w:rPr>
+          <w:b/>
+          <w:bCs/>
+        </w:rPr>
+        <w:t xml:space="preserve">nested</w:t>
+      </w:r>
+      <w:r>
+        <w:t xml:space="preserve"> </w:t>
+      </w:r>
+      <w:r>
+        <w:t xml:space="preserve">inside the full model (its one predictor is a subset of the six), so</w:t>
+      </w:r>
+      <w:r>
+        <w:t xml:space="preserve"> </w:t>
+      </w:r>
+      <w:r>
+        <w:rPr>
+          <w:rStyle w:val="VerbatimChar"/>
+        </w:rPr>
+        <w:t xml:space="preserve">anova()</w:t>
+      </w:r>
+      <w:r>
+        <w:t xml:space="preserve"> </w:t>
+      </w:r>
+      <w:r>
+        <w:t xml:space="preserve">applies:</w:t>
+      </w:r>
+    </w:p>
+    <w:p>
+      <w:pPr>
+        <w:pStyle w:val="SourceCode"/>
+      </w:pPr>
+      <w:r>
+        <w:rPr>
+          <w:rStyle w:val="CommentTok"/>
+        </w:rPr>
+        <w:t xml:space="preserve"># ── Part 6.2 · Choose a model ───────────────────────────────────────────</w:t>
+      </w:r>
+      <w:r>
+        <w:br/>
+      </w:r>
+      <w:r>
+        <w:rPr>
+          <w:rStyle w:val="CommentTok"/>
+        </w:rPr>
+        <w:t xml:space="preserve"># Test the latitude-only model against full_model with anova().</w:t>
+      </w:r>
+    </w:p>
+    <w:p>
+      <w:pPr>
+        <w:pStyle w:val="FirstParagraph"/>
+      </w:pPr>
+      <w:r>
+        <w:t xml:space="preserve">✏️</w:t>
+      </w:r>
+      <w:r>
+        <w:t xml:space="preserve"> </w:t>
+      </w:r>
+      <w:r>
+        <w:rPr>
+          <w:b/>
+          <w:bCs/>
+        </w:rPr>
+        <w:t xml:space="preserve">Your turn:</w:t>
+      </w:r>
+      <w:r>
+        <w:t xml:space="preserve"> </w:t>
+      </w:r>
+      <w:r>
+        <w:t xml:space="preserve">Do the two routes agree? In class the</w:t>
+      </w:r>
+      <w:r>
+        <w:t xml:space="preserve"> </w:t>
+      </w:r>
+      <w:r>
+        <w:rPr>
+          <w:rStyle w:val="VerbatimChar"/>
+        </w:rPr>
+        <w:t xml:space="preserve">anova()</w:t>
+      </w:r>
+      <w:r>
+        <w:t xml:space="preserve"> </w:t>
+      </w:r>
+      <w:r>
+        <w:t xml:space="preserve">test and AIC pointed the same way — do they here?</w:t>
+      </w:r>
+    </w:p>
+    <w:p>
+      <w:pPr>
+        <w:pStyle w:val="SourceCode"/>
+      </w:pPr>
+      <w:r>
+        <w:rPr>
+          <w:rStyle w:val="VerbatimChar"/>
+        </w:rPr>
+        <w:t xml:space="preserve">anova: F = __________  df = __________  p = __________</w:t>
+      </w:r>
+      <w:r>
+        <w:br/>
+      </w:r>
+      <w:r>
+        <w:br/>
+      </w:r>
+      <w:r>
+        <w:rPr>
+          <w:rStyle w:val="VerbatimChar"/>
+        </w:rPr>
+        <w:t xml:space="preserve">Dropping the other five predictors costs: ___________________</w:t>
+      </w:r>
+      <w:r>
+        <w:br/>
+      </w:r>
+      <w:r>
+        <w:br/>
+      </w:r>
+      <w:r>
+        <w:rPr>
+          <w:rStyle w:val="VerbatimChar"/>
+        </w:rPr>
+        <w:t xml:space="preserve">Lowest AIC was: _____________________________________________</w:t>
+      </w:r>
+      <w:r>
+        <w:br/>
+      </w:r>
+      <w:r>
+        <w:br/>
+      </w:r>
+      <w:r>
+        <w:rPr>
+          <w:rStyle w:val="VerbatimChar"/>
+        </w:rPr>
+        <w:t xml:space="preserve">Agree? _____________________________________________________</w:t>
+      </w:r>
+    </w:p>
+    <w:p>
+      <w:pPr>
+        <w:pStyle w:val="FirstParagraph"/>
+      </w:pPr>
+      <w:r>
         <w:t xml:space="preserve">✏️</w:t>
       </w:r>
       <w:r>
@@ -2323,8 +2478,8 @@
         </w:pict>
       </w:r>
     </w:p>
-    <w:bookmarkEnd w:id="24"/>
-    <w:bookmarkStart w:id="25" w:name="part-7-say-what-the-data-cannot-do"/>
+    <w:bookmarkEnd w:id="35"/>
+    <w:bookmarkStart w:id="36" w:name="part-7-say-what-the-data-cannot-do"/>
     <w:p>
       <w:pPr>
         <w:pStyle w:val="Heading1"/>
@@ -2450,8 +2605,8 @@
         </w:pict>
       </w:r>
     </w:p>
-    <w:bookmarkEnd w:id="25"/>
-    <w:bookmarkStart w:id="26" w:name="part-8-the-figure-you-hand-in"/>
+    <w:bookmarkEnd w:id="36"/>
+    <w:bookmarkStart w:id="37" w:name="part-8-the-figure-you-hand-in"/>
     <w:p>
       <w:pPr>
         <w:pStyle w:val="Heading1"/>
@@ -2570,8 +2725,8 @@
         </w:pict>
       </w:r>
     </w:p>
-    <w:bookmarkEnd w:id="26"/>
-    <w:bookmarkStart w:id="29" w:name="review-and-checkpoint"/>
+    <w:bookmarkEnd w:id="37"/>
+    <w:bookmarkStart w:id="40" w:name="review-and-checkpoint"/>
     <w:p>
       <w:pPr>
         <w:pStyle w:val="Heading1"/>
@@ -2645,7 +2800,19 @@
         </w:numPr>
       </w:pPr>
       <w:r>
-        <w:t xml:space="preserve">Compare models on adjusted R² and AIC and defend a choice</w:t>
+        <w:t xml:space="preserve">Compare models on adjusted R² and AIC, test a nested pair with</w:t>
+      </w:r>
+      <w:r>
+        <w:t xml:space="preserve"> </w:t>
+      </w:r>
+      <w:r>
+        <w:rPr>
+          <w:rStyle w:val="VerbatimChar"/>
+        </w:rPr>
+        <w:t xml:space="preserve">anova()</w:t>
+      </w:r>
+      <w:r>
+        <w:t xml:space="preserve">, and defend a choice</w:t>
       </w:r>
     </w:p>
     <w:p>
@@ -2665,16 +2832,17 @@
         <w:tblStyle w:val="Table"/>
         <w:tblLook w:firstRow="0" w:lastRow="0" w:firstColumn="0" w:lastColumn="0" w:noHBand="0" w:noVBand="0" w:val="0000"/>
         <w:tblBorders>
+          <w:left w:val="single" w:sz="24" w:space="0" w:color="0758E5"/>
+          <w:right w:val="single" w:sz="4" w:space="0" w:color="0758E5"/>
           <w:top w:val="single" w:sz="4" w:space="0" w:color="0758E5"/>
-          <w:left w:val="single" w:sz="24" w:space="0" w:color="0758E5"/>
           <w:bottom w:val="single" w:sz="4" w:space="0" w:color="0758E5"/>
-          <w:right w:val="single" w:sz="4" w:space="0" w:color="0758E5"/>
         </w:tblBorders>
         <w:tblCellMar>
           <w:left w:w="144" w:type="dxa"/>
           <w:right w:w="144" w:type="dxa"/>
         </w:tblCellMar>
-        <w:tblLook w:firstRow="0" w:lastRow="0" w:firstColumn="0" w:lastColumn="0" w:noHBand="0" w:noVBand="0" w:val="0000"/>
+        <w:tblInd w:w="164" w:type="dxa"/>
+        <w:tblW w:type="pct" w:w="100%"/>
       </w:tblPr>
       <w:tr>
         <w:trPr>
@@ -2701,18 +2869,18 @@
                 <wp:inline>
                   <wp:extent cx="152400" cy="152400"/>
                   <wp:effectExtent b="0" l="0" r="0" t="0"/>
-                  <wp:docPr descr="" title="" id="27" name="Picture"/>
+                  <wp:docPr descr="" title="" id="38" name="Picture"/>
                   <a:graphic>
                     <a:graphicData uri="http://schemas.openxmlformats.org/drawingml/2006/picture">
                       <pic:pic>
                         <pic:nvPicPr>
-                          <pic:cNvPr descr="/Applications/Positron.app/Contents/Resources/app/quarto/share/formats/docx/note.png" id="28" name="Picture"/>
+                          <pic:cNvPr descr="/tmp/quarto-install/share/formats/docx/note.png" id="39" name="Picture"/>
                           <pic:cNvPicPr>
                             <a:picLocks noChangeArrowheads="1" noChangeAspect="1"/>
                           </pic:cNvPicPr>
                         </pic:nvPicPr>
                         <pic:blipFill>
-                          <a:blip r:embed="rId13"/>
+                          <a:blip r:embed="rId24"/>
                           <a:stretch>
                             <a:fillRect/>
                           </a:stretch>
@@ -2818,11 +2986,10 @@
               <w:t xml:space="preserve">This worksheet, with your written answers</w:t>
             </w:r>
           </w:p>
-          <w:p/>
         </w:tc>
       </w:tr>
     </w:tbl>
-    <w:bookmarkEnd w:id="29"/>
+    <w:bookmarkEnd w:id="40"/>
     <w:sectPr>
       <w:pgSz w:h="15840" w:w="12240"/>
       <w:pgMar w:bottom="720" w:footer="360" w:gutter="0" w:header="360" w:left="1008" w:right="720" w:top="720"/>

--- a/docs/homeworks/multiple_regression_homework/multiple_regression_homework.docx
+++ b/docs/homeworks/multiple_regression_homework/multiple_regression_homework.docx
@@ -26,7 +26,7 @@
         <w:t xml:space="preserve">Bill Perry</w:t>
       </w:r>
     </w:p>
-    <w:bookmarkStart w:id="29" w:name="X03469f9d99d83ebbde532889165f7f168934bd9"/>
+    <w:bookmarkStart w:id="18" w:name="X03469f9d99d83ebbde532889165f7f168934bd9"/>
     <w:p>
       <w:pPr>
         <w:pStyle w:val="Heading1"/>
@@ -39,7 +39,7 @@
       <w:pPr>
         <w:pStyle w:val="FirstParagraph"/>
       </w:pPr>
-      <w:hyperlink r:id="rId20">
+      <w:hyperlink r:id="rId9">
         <w:r>
           <w:rPr>
             <w:rStyle w:val="Hyperlink"/>
@@ -50,7 +50,7 @@
       <w:r>
         <w:t xml:space="preserve"> </w:t>
       </w:r>
-      <w:hyperlink r:id="rId21">
+      <w:hyperlink r:id="rId10">
         <w:r>
           <w:rPr>
             <w:rStyle w:val="Hyperlink"/>
@@ -61,7 +61,7 @@
       <w:r>
         <w:t xml:space="preserve"> </w:t>
       </w:r>
-      <w:hyperlink r:id="rId22">
+      <w:hyperlink r:id="rId11">
         <w:r>
           <w:rPr>
             <w:rStyle w:val="Hyperlink"/>
@@ -72,7 +72,7 @@
       <w:r>
         <w:t xml:space="preserve"> </w:t>
       </w:r>
-      <w:hyperlink r:id="rId23">
+      <w:hyperlink r:id="rId12">
         <w:r>
           <w:rPr>
             <w:rStyle w:val="Hyperlink"/>
@@ -86,17 +86,16 @@
         <w:tblStyle w:val="Table"/>
         <w:tblLook w:firstRow="0" w:lastRow="0" w:firstColumn="0" w:lastColumn="0" w:noHBand="0" w:noVBand="0" w:val="0000"/>
         <w:tblBorders>
+          <w:top w:val="single" w:sz="4" w:space="0" w:color="0758E5"/>
           <w:left w:val="single" w:sz="24" w:space="0" w:color="0758E5"/>
+          <w:bottom w:val="single" w:sz="4" w:space="0" w:color="0758E5"/>
           <w:right w:val="single" w:sz="4" w:space="0" w:color="0758E5"/>
-          <w:top w:val="single" w:sz="4" w:space="0" w:color="0758E5"/>
-          <w:bottom w:val="single" w:sz="4" w:space="0" w:color="0758E5"/>
         </w:tblBorders>
         <w:tblCellMar>
           <w:left w:w="144" w:type="dxa"/>
           <w:right w:w="144" w:type="dxa"/>
         </w:tblCellMar>
-        <w:tblInd w:w="164" w:type="dxa"/>
-        <w:tblW w:type="pct" w:w="100%"/>
+        <w:tblLook w:firstRow="0" w:lastRow="0" w:firstColumn="0" w:lastColumn="0" w:noHBand="0" w:noVBand="0" w:val="0000"/>
       </w:tblPr>
       <w:tr>
         <w:trPr>
@@ -123,18 +122,18 @@
                 <wp:inline>
                   <wp:extent cx="152400" cy="152400"/>
                   <wp:effectExtent b="0" l="0" r="0" t="0"/>
-                  <wp:docPr descr="" title="" id="25" name="Picture"/>
+                  <wp:docPr descr="" title="" id="14" name="Picture"/>
                   <a:graphic>
                     <a:graphicData uri="http://schemas.openxmlformats.org/drawingml/2006/picture">
                       <pic:pic>
                         <pic:nvPicPr>
-                          <pic:cNvPr descr="/tmp/quarto-install/share/formats/docx/note.png" id="26" name="Picture"/>
+                          <pic:cNvPr descr="/Applications/Positron.app/Contents/Resources/app/quarto/share/formats/docx/note.png" id="15" name="Picture"/>
                           <pic:cNvPicPr>
                             <a:picLocks noChangeArrowheads="1" noChangeAspect="1"/>
                           </pic:cNvPicPr>
                         </pic:nvPicPr>
                         <pic:blipFill>
-                          <a:blip r:embed="rId24"/>
+                          <a:blip r:embed="rId13"/>
                           <a:stretch>
                             <a:fillRect/>
                           </a:stretch>
@@ -340,6 +339,7 @@
               <w:t xml:space="preserve">, …). The numbers are the book’s.</w:t>
             </w:r>
           </w:p>
+          <w:p/>
         </w:tc>
       </w:tr>
     </w:tbl>
@@ -539,17 +539,16 @@
         <w:tblStyle w:val="Table"/>
         <w:tblLook w:firstRow="0" w:lastRow="0" w:firstColumn="0" w:lastColumn="0" w:noHBand="0" w:noVBand="0" w:val="0000"/>
         <w:tblBorders>
+          <w:top w:val="single" w:sz="4" w:space="0" w:color="0758E5"/>
           <w:left w:val="single" w:sz="24" w:space="0" w:color="0758E5"/>
+          <w:bottom w:val="single" w:sz="4" w:space="0" w:color="0758E5"/>
           <w:right w:val="single" w:sz="4" w:space="0" w:color="0758E5"/>
-          <w:top w:val="single" w:sz="4" w:space="0" w:color="0758E5"/>
-          <w:bottom w:val="single" w:sz="4" w:space="0" w:color="0758E5"/>
         </w:tblBorders>
         <w:tblCellMar>
           <w:left w:w="144" w:type="dxa"/>
           <w:right w:w="144" w:type="dxa"/>
         </w:tblCellMar>
-        <w:tblInd w:w="164" w:type="dxa"/>
-        <w:tblW w:type="pct" w:w="100%"/>
+        <w:tblLook w:firstRow="0" w:lastRow="0" w:firstColumn="0" w:lastColumn="0" w:noHBand="0" w:noVBand="0" w:val="0000"/>
       </w:tblPr>
       <w:tr>
         <w:trPr>
@@ -576,18 +575,18 @@
                 <wp:inline>
                   <wp:extent cx="152400" cy="152400"/>
                   <wp:effectExtent b="0" l="0" r="0" t="0"/>
-                  <wp:docPr descr="" title="" id="27" name="Picture"/>
+                  <wp:docPr descr="" title="" id="16" name="Picture"/>
                   <a:graphic>
                     <a:graphicData uri="http://schemas.openxmlformats.org/drawingml/2006/picture">
                       <pic:pic>
                         <pic:nvPicPr>
-                          <pic:cNvPr descr="/tmp/quarto-install/share/formats/docx/note.png" id="28" name="Picture"/>
+                          <pic:cNvPr descr="/Applications/Positron.app/Contents/Resources/app/quarto/share/formats/docx/note.png" id="17" name="Picture"/>
                           <pic:cNvPicPr>
                             <a:picLocks noChangeArrowheads="1" noChangeAspect="1"/>
                           </pic:cNvPicPr>
                         </pic:nvPicPr>
                         <pic:blipFill>
-                          <a:blip r:embed="rId24"/>
+                          <a:blip r:embed="rId13"/>
                           <a:stretch>
                             <a:fillRect/>
                           </a:stretch>
@@ -674,6 +673,7 @@
               <w:t xml:space="preserve">model to find. You are graded on whether your conclusion follows from your diagnostics — and on whether you can say plainly what these data cannot resolve.</w:t>
             </w:r>
           </w:p>
+          <w:p/>
         </w:tc>
       </w:tr>
     </w:tbl>
@@ -684,8 +684,8 @@
         </w:pict>
       </w:r>
     </w:p>
-    <w:bookmarkEnd w:id="29"/>
-    <w:bookmarkStart w:id="30" w:name="part-1-setup-and-the-data"/>
+    <w:bookmarkEnd w:id="18"/>
+    <w:bookmarkStart w:id="19" w:name="part-1-setup-and-the-data"/>
     <w:p>
       <w:pPr>
         <w:pStyle w:val="Heading1"/>
@@ -984,8 +984,8 @@
         </w:pict>
       </w:r>
     </w:p>
-    <w:bookmarkEnd w:id="30"/>
-    <w:bookmarkStart w:id="31" w:name="part-2-one-predictor-at-a-time"/>
+    <w:bookmarkEnd w:id="19"/>
+    <w:bookmarkStart w:id="20" w:name="part-2-one-predictor-at-a-time"/>
     <w:p>
       <w:pPr>
         <w:pStyle w:val="Heading1"/>
@@ -1218,8 +1218,8 @@
         </w:pict>
       </w:r>
     </w:p>
-    <w:bookmarkEnd w:id="31"/>
-    <w:bookmarkStart w:id="32" w:name="part-3-put-them-in-the-same-model"/>
+    <w:bookmarkEnd w:id="20"/>
+    <w:bookmarkStart w:id="21" w:name="part-3-put-them-in-the-same-model"/>
     <w:p>
       <w:pPr>
         <w:pStyle w:val="Heading1"/>
@@ -1439,8 +1439,8 @@
         </w:pict>
       </w:r>
     </w:p>
-    <w:bookmarkEnd w:id="32"/>
-    <w:bookmarkStart w:id="33" w:name="part-4-diagnose-it"/>
+    <w:bookmarkEnd w:id="21"/>
+    <w:bookmarkStart w:id="22" w:name="part-4-diagnose-it"/>
     <w:p>
       <w:pPr>
         <w:pStyle w:val="Heading1"/>
@@ -1702,8 +1702,8 @@
         </w:pict>
       </w:r>
     </w:p>
-    <w:bookmarkEnd w:id="33"/>
-    <w:bookmarkStart w:id="34" w:name="part-5-the-full-model"/>
+    <w:bookmarkEnd w:id="22"/>
+    <w:bookmarkStart w:id="23" w:name="part-5-the-full-model"/>
     <w:p>
       <w:pPr>
         <w:pStyle w:val="Heading1"/>
@@ -2045,8 +2045,8 @@
         </w:pict>
       </w:r>
     </w:p>
-    <w:bookmarkEnd w:id="34"/>
-    <w:bookmarkStart w:id="35" w:name="part-6-choose-a-model"/>
+    <w:bookmarkEnd w:id="23"/>
+    <w:bookmarkStart w:id="24" w:name="part-6-choose-a-model"/>
     <w:p>
       <w:pPr>
         <w:pStyle w:val="Heading1"/>
@@ -2478,8 +2478,8 @@
         </w:pict>
       </w:r>
     </w:p>
-    <w:bookmarkEnd w:id="35"/>
-    <w:bookmarkStart w:id="36" w:name="part-7-say-what-the-data-cannot-do"/>
+    <w:bookmarkEnd w:id="24"/>
+    <w:bookmarkStart w:id="25" w:name="part-7-say-what-the-data-cannot-do"/>
     <w:p>
       <w:pPr>
         <w:pStyle w:val="Heading1"/>
@@ -2605,8 +2605,8 @@
         </w:pict>
       </w:r>
     </w:p>
-    <w:bookmarkEnd w:id="36"/>
-    <w:bookmarkStart w:id="37" w:name="part-8-the-figure-you-hand-in"/>
+    <w:bookmarkEnd w:id="25"/>
+    <w:bookmarkStart w:id="26" w:name="part-8-the-figure-you-hand-in"/>
     <w:p>
       <w:pPr>
         <w:pStyle w:val="Heading1"/>
@@ -2725,8 +2725,8 @@
         </w:pict>
       </w:r>
     </w:p>
-    <w:bookmarkEnd w:id="37"/>
-    <w:bookmarkStart w:id="40" w:name="review-and-checkpoint"/>
+    <w:bookmarkEnd w:id="26"/>
+    <w:bookmarkStart w:id="29" w:name="review-and-checkpoint"/>
     <w:p>
       <w:pPr>
         <w:pStyle w:val="Heading1"/>
@@ -2832,17 +2832,16 @@
         <w:tblStyle w:val="Table"/>
         <w:tblLook w:firstRow="0" w:lastRow="0" w:firstColumn="0" w:lastColumn="0" w:noHBand="0" w:noVBand="0" w:val="0000"/>
         <w:tblBorders>
+          <w:top w:val="single" w:sz="4" w:space="0" w:color="0758E5"/>
           <w:left w:val="single" w:sz="24" w:space="0" w:color="0758E5"/>
+          <w:bottom w:val="single" w:sz="4" w:space="0" w:color="0758E5"/>
           <w:right w:val="single" w:sz="4" w:space="0" w:color="0758E5"/>
-          <w:top w:val="single" w:sz="4" w:space="0" w:color="0758E5"/>
-          <w:bottom w:val="single" w:sz="4" w:space="0" w:color="0758E5"/>
         </w:tblBorders>
         <w:tblCellMar>
           <w:left w:w="144" w:type="dxa"/>
           <w:right w:w="144" w:type="dxa"/>
         </w:tblCellMar>
-        <w:tblInd w:w="164" w:type="dxa"/>
-        <w:tblW w:type="pct" w:w="100%"/>
+        <w:tblLook w:firstRow="0" w:lastRow="0" w:firstColumn="0" w:lastColumn="0" w:noHBand="0" w:noVBand="0" w:val="0000"/>
       </w:tblPr>
       <w:tr>
         <w:trPr>
@@ -2869,18 +2868,18 @@
                 <wp:inline>
                   <wp:extent cx="152400" cy="152400"/>
                   <wp:effectExtent b="0" l="0" r="0" t="0"/>
-                  <wp:docPr descr="" title="" id="38" name="Picture"/>
+                  <wp:docPr descr="" title="" id="27" name="Picture"/>
                   <a:graphic>
                     <a:graphicData uri="http://schemas.openxmlformats.org/drawingml/2006/picture">
                       <pic:pic>
                         <pic:nvPicPr>
-                          <pic:cNvPr descr="/tmp/quarto-install/share/formats/docx/note.png" id="39" name="Picture"/>
+                          <pic:cNvPr descr="/Applications/Positron.app/Contents/Resources/app/quarto/share/formats/docx/note.png" id="28" name="Picture"/>
                           <pic:cNvPicPr>
                             <a:picLocks noChangeArrowheads="1" noChangeAspect="1"/>
                           </pic:cNvPicPr>
                         </pic:nvPicPr>
                         <pic:blipFill>
-                          <a:blip r:embed="rId24"/>
+                          <a:blip r:embed="rId13"/>
                           <a:stretch>
                             <a:fillRect/>
                           </a:stretch>
@@ -2986,10 +2985,11 @@
               <w:t xml:space="preserve">This worksheet, with your written answers</w:t>
             </w:r>
           </w:p>
+          <w:p/>
         </w:tc>
       </w:tr>
     </w:tbl>
-    <w:bookmarkEnd w:id="40"/>
+    <w:bookmarkEnd w:id="29"/>
     <w:sectPr>
       <w:pgSz w:h="15840" w:w="12240"/>
       <w:pgMar w:bottom="720" w:footer="360" w:gutter="0" w:header="360" w:left="1008" w:right="720" w:top="720"/>
